--- a/Anil-Polsani-Mainframe/COBOL-DB2/COBOL_DB2.docx
+++ b/Anil-Polsani-Mainframe/COBOL-DB2/COBOL_DB2.docx
@@ -3390,7 +3390,23 @@
           <w:sz w:val="24"/>
           <w:szCs w:val="24"/>
         </w:rPr>
-        <w:t>Avoid duplicate in a column, should be not null</w:t>
+        <w:t>Avoid duplicate in a column, should be n</w:t>
+      </w:r>
+      <w:r>
+        <w:rPr>
+          <w:rFonts w:cstheme="minorHAnsi"/>
+          <w:sz w:val="24"/>
+          <w:szCs w:val="24"/>
+        </w:rPr>
+        <w:t>0</w:t>
+      </w:r>
+      <w:r>
+        <w:rPr>
+          <w:rFonts w:cstheme="minorHAnsi"/>
+          <w:sz w:val="24"/>
+          <w:szCs w:val="24"/>
+        </w:rPr>
+        <w:t>ot null</w:t>
       </w:r>
     </w:p>
     <w:p>
@@ -4414,18 +4430,8 @@
           <w:sz w:val="24"/>
           <w:szCs w:val="24"/>
         </w:rPr>
-        <w:t xml:space="preserve">(No </w:t>
-      </w:r>
-      <w:proofErr w:type="gramStart"/>
-      <w:r>
-        <w:rPr>
-          <w:rFonts w:cstheme="minorHAnsi"/>
-          <w:sz w:val="24"/>
-          <w:szCs w:val="24"/>
-        </w:rPr>
-        <w:t>Change )</w:t>
-      </w:r>
-      <w:proofErr w:type="gramEnd"/>
+        <w:t>(No Change)</w:t>
+      </w:r>
     </w:p>
     <w:p>
       <w:pPr>
@@ -9089,7 +9095,23 @@
           <w:szCs w:val="24"/>
         </w:rPr>
         <w:tab/>
-        <w:t>PIC S9(03)V9(02) USAGE COMP.</w:t>
+        <w:t>PIC S9(03)V9(02) COMP</w:t>
+      </w:r>
+      <w:r>
+        <w:rPr>
+          <w:rFonts w:cstheme="minorHAnsi"/>
+          <w:sz w:val="24"/>
+          <w:szCs w:val="24"/>
+        </w:rPr>
+        <w:t>-3</w:t>
+      </w:r>
+      <w:r>
+        <w:rPr>
+          <w:rFonts w:cstheme="minorHAnsi"/>
+          <w:sz w:val="24"/>
+          <w:szCs w:val="24"/>
+        </w:rPr>
+        <w:t>.</w:t>
       </w:r>
     </w:p>
     <w:p>
@@ -24194,13 +24216,17 @@
         <w:ind w:left="2880"/>
         <w:rPr>
           <w:rFonts w:cstheme="minorHAnsi"/>
-          <w:sz w:val="24"/>
-          <w:szCs w:val="24"/>
-        </w:rPr>
-      </w:pPr>
-      <w:r>
-        <w:rPr>
-          <w:rFonts w:cstheme="minorHAnsi"/>
+          <w:b/>
+          <w:bCs/>
+          <w:sz w:val="24"/>
+          <w:szCs w:val="24"/>
+        </w:rPr>
+      </w:pPr>
+      <w:r>
+        <w:rPr>
+          <w:rFonts w:cstheme="minorHAnsi"/>
+          <w:b/>
+          <w:bCs/>
           <w:sz w:val="24"/>
           <w:szCs w:val="24"/>
         </w:rPr>
@@ -24209,6 +24235,8 @@
       <w:r>
         <w:rPr>
           <w:rFonts w:cstheme="minorHAnsi"/>
+          <w:b/>
+          <w:bCs/>
           <w:sz w:val="24"/>
           <w:szCs w:val="24"/>
         </w:rPr>
@@ -39613,20 +39641,7 @@
     </w:p>
     <w:p>
       <w:pPr>
-        <w:pStyle w:val="ListParagraph"/>
-        <w:spacing w:after="0"/>
-        <w:rPr>
-          <w:rFonts w:cstheme="minorHAnsi"/>
-          <w:sz w:val="24"/>
-          <w:szCs w:val="24"/>
-        </w:rPr>
-      </w:pPr>
-    </w:p>
-    <w:p>
-      <w:pPr>
-        <w:pStyle w:val="ListParagraph"/>
-        <w:spacing w:after="0"/>
-        <w:jc w:val="center"/>
+        <w:spacing w:after="0"/>
         <w:rPr>
           <w:rFonts w:cstheme="minorHAnsi"/>
           <w:sz w:val="24"/>
@@ -39657,6 +39672,7 @@
           <w:szCs w:val="32"/>
           <w:u w:val="single"/>
         </w:rPr>
+        <w:lastRenderedPageBreak/>
         <w:t xml:space="preserve">DB2 </w:t>
       </w:r>
       <w:r>
@@ -40898,6 +40914,7 @@
           <w:sz w:val="24"/>
           <w:szCs w:val="24"/>
         </w:rPr>
+        <w:lastRenderedPageBreak/>
         <w:t>Lock in DB2:</w:t>
       </w:r>
     </w:p>
@@ -41913,7 +41930,6 @@
           <w:sz w:val="24"/>
           <w:szCs w:val="24"/>
         </w:rPr>
-        <w:lastRenderedPageBreak/>
         <w:t xml:space="preserve">Repair + </w:t>
       </w:r>
       <w:proofErr w:type="spellStart"/>
@@ -41949,6 +41965,7 @@
           <w:sz w:val="24"/>
           <w:szCs w:val="24"/>
         </w:rPr>
+        <w:lastRenderedPageBreak/>
         <w:t xml:space="preserve">This is used to update the DB2 </w:t>
       </w:r>
       <w:proofErr w:type="spellStart"/>
@@ -42916,11 +42933,8 @@
     <w:p>
       <w:pPr>
         <w:pStyle w:val="ListParagraph"/>
-        <w:numPr>
-          <w:ilvl w:val="1"/>
-          <w:numId w:val="13"/>
-        </w:numPr>
-        <w:spacing w:after="0"/>
+        <w:spacing w:after="0"/>
+        <w:ind w:left="1440"/>
         <w:rPr>
           <w:rFonts w:cstheme="minorHAnsi"/>
           <w:b/>

--- a/Anil-Polsani-Mainframe/COBOL-DB2/COBOL_DB2.docx
+++ b/Anil-Polsani-Mainframe/COBOL-DB2/COBOL_DB2.docx
@@ -1,6 +1,6 @@
 
 <file path=word/document.xml><?xml version="1.0" encoding="utf-8"?>
-<w:document xmlns:wpc="http://schemas.microsoft.com/office/word/2010/wordprocessingCanvas" xmlns:cx="http://schemas.microsoft.com/office/drawing/2014/chartex" xmlns:cx1="http://schemas.microsoft.com/office/drawing/2015/9/8/chartex" xmlns:cx2="http://schemas.microsoft.com/office/drawing/2015/10/21/chartex" xmlns:cx3="http://schemas.microsoft.com/office/drawing/2016/5/9/chartex" xmlns:cx4="http://schemas.microsoft.com/office/drawing/2016/5/10/chartex" xmlns:cx5="http://schemas.microsoft.com/office/drawing/2016/5/11/chartex" xmlns:cx6="http://schemas.microsoft.com/office/drawing/2016/5/12/chartex" xmlns:cx7="http://schemas.microsoft.com/office/drawing/2016/5/13/chartex" xmlns:cx8="http://schemas.microsoft.com/office/drawing/2016/5/14/chartex" xmlns:mc="http://schemas.openxmlformats.org/markup-compatibility/2006" xmlns:aink="http://schemas.microsoft.com/office/drawing/2016/ink" xmlns:am3d="http://schemas.microsoft.com/office/drawing/2017/model3d" xmlns:o="urn:schemas-microsoft-com:office:office" xmlns:oel="http://schemas.microsoft.com/office/2019/extlst" xmlns:r="http://schemas.openxmlformats.org/officeDocument/2006/relationships" xmlns:m="http://schemas.openxmlformats.org/officeDocument/2006/math" xmlns:v="urn:schemas-microsoft-com:vml" xmlns:wp14="http://schemas.microsoft.com/office/word/2010/wordprocessingDrawing" xmlns:wp="http://schemas.openxmlformats.org/drawingml/2006/wordprocessingDrawing" xmlns:w10="urn:schemas-microsoft-com:office:word" xmlns:w="http://schemas.openxmlformats.org/wordprocessingml/2006/main" xmlns:w14="http://schemas.microsoft.com/office/word/2010/wordml" xmlns:w15="http://schemas.microsoft.com/office/word/2012/wordml" xmlns:w16cex="http://schemas.microsoft.com/office/word/2018/wordml/cex" xmlns:w16cid="http://schemas.microsoft.com/office/word/2016/wordml/cid" xmlns:w16="http://schemas.microsoft.com/office/word/2018/wordml" xmlns:w16du="http://schemas.microsoft.com/office/word/2023/wordml/word16du" xmlns:w16sdtdh="http://schemas.microsoft.com/office/word/2020/wordml/sdtdatahash" xmlns:w16sdtfl="http://schemas.microsoft.com/office/word/2024/wordml/sdtformatlock" xmlns:w16se="http://schemas.microsoft.com/office/word/2015/wordml/symex" xmlns:wpg="http://schemas.microsoft.com/office/word/2010/wordprocessingGroup" xmlns:wpi="http://schemas.microsoft.com/office/word/2010/wordprocessingInk" xmlns:wne="http://schemas.microsoft.com/office/word/2006/wordml" xmlns:wps="http://schemas.microsoft.com/office/word/2010/wordprocessingShape" mc:Ignorable="w14 w15 w16se w16cid w16 w16cex w16sdtdh w16sdtfl w16du wp14">
+<w:document xmlns:wpc="http://schemas.microsoft.com/office/word/2010/wordprocessingCanvas" xmlns:cx="http://schemas.microsoft.com/office/drawing/2014/chartex" xmlns:cx1="http://schemas.microsoft.com/office/drawing/2015/9/8/chartex" xmlns:cx2="http://schemas.microsoft.com/office/drawing/2015/10/21/chartex" xmlns:cx3="http://schemas.microsoft.com/office/drawing/2016/5/9/chartex" xmlns:cx4="http://schemas.microsoft.com/office/drawing/2016/5/10/chartex" xmlns:cx5="http://schemas.microsoft.com/office/drawing/2016/5/11/chartex" xmlns:cx6="http://schemas.microsoft.com/office/drawing/2016/5/12/chartex" xmlns:cx7="http://schemas.microsoft.com/office/drawing/2016/5/13/chartex" xmlns:cx8="http://schemas.microsoft.com/office/drawing/2016/5/14/chartex" xmlns:mc="http://schemas.openxmlformats.org/markup-compatibility/2006" xmlns:aink="http://schemas.microsoft.com/office/drawing/2016/ink" xmlns:am3d="http://schemas.microsoft.com/office/drawing/2017/model3d" xmlns:o="urn:schemas-microsoft-com:office:office" xmlns:oel="http://schemas.microsoft.com/office/2019/extlst" xmlns:r="http://schemas.openxmlformats.org/officeDocument/2006/relationships" xmlns:m="http://schemas.openxmlformats.org/officeDocument/2006/math" xmlns:v="urn:schemas-microsoft-com:vml" xmlns:wp14="http://schemas.microsoft.com/office/word/2010/wordprocessingDrawing" xmlns:wp="http://schemas.openxmlformats.org/drawingml/2006/wordprocessingDrawing" xmlns:w10="urn:schemas-microsoft-com:office:word" xmlns:w="http://schemas.openxmlformats.org/wordprocessingml/2006/main" xmlns:w14="http://schemas.microsoft.com/office/word/2010/wordml" xmlns:w15="http://schemas.microsoft.com/office/word/2012/wordml" xmlns:w16cei="http://schemas.microsoft.com/office/word/2026/wordml/cei" xmlns:w16cex="http://schemas.microsoft.com/office/word/2018/wordml/cex" xmlns:w16cid="http://schemas.microsoft.com/office/word/2016/wordml/cid" xmlns:w16="http://schemas.microsoft.com/office/word/2018/wordml" xmlns:w16du="http://schemas.microsoft.com/office/word/2023/wordml/word16du" xmlns:w16sdtdh="http://schemas.microsoft.com/office/word/2020/wordml/sdtdatahash" xmlns:w16sdtfl="http://schemas.microsoft.com/office/word/2024/wordml/sdtformatlock" xmlns:w16se="http://schemas.microsoft.com/office/word/2015/wordml/symex" xmlns:wpg="http://schemas.microsoft.com/office/word/2010/wordprocessingGroup" xmlns:wpi="http://schemas.microsoft.com/office/word/2010/wordprocessingInk" xmlns:wne="http://schemas.microsoft.com/office/word/2006/wordml" xmlns:wps="http://schemas.microsoft.com/office/word/2010/wordprocessingShape" mc:Ignorable="w14 w15 w16se w16cid w16 w16cex w16sdtdh w16sdtfl w16du wp14">
   <w:body>
     <w:p>
       <w:pPr>
@@ -3390,23 +3390,7 @@
           <w:sz w:val="24"/>
           <w:szCs w:val="24"/>
         </w:rPr>
-        <w:t>Avoid duplicate in a column, should be n</w:t>
-      </w:r>
-      <w:r>
-        <w:rPr>
-          <w:rFonts w:cstheme="minorHAnsi"/>
-          <w:sz w:val="24"/>
-          <w:szCs w:val="24"/>
-        </w:rPr>
-        <w:t>0</w:t>
-      </w:r>
-      <w:r>
-        <w:rPr>
-          <w:rFonts w:cstheme="minorHAnsi"/>
-          <w:sz w:val="24"/>
-          <w:szCs w:val="24"/>
-        </w:rPr>
-        <w:t>ot null</w:t>
+        <w:t>Avoid duplicate in a column, should be not null</w:t>
       </w:r>
     </w:p>
     <w:p>
@@ -13336,6 +13320,107 @@
         <w:tab/>
         <w:t>LABEL RECORDS ARE STANDARD.</w:t>
       </w:r>
+      <w:r>
+        <w:rPr>
+          <w:rFonts w:cstheme="minorHAnsi"/>
+          <w:sz w:val="24"/>
+          <w:szCs w:val="24"/>
+        </w:rPr>
+        <w:t xml:space="preserve"> </w:t>
+      </w:r>
+      <w:r>
+        <w:rPr>
+          <w:rFonts w:cstheme="minorHAnsi"/>
+          <w:b/>
+          <w:bCs/>
+          <w:sz w:val="24"/>
+          <w:szCs w:val="24"/>
+        </w:rPr>
+        <w:t>(</w:t>
+      </w:r>
+      <w:r>
+        <w:rPr>
+          <w:rFonts w:cstheme="minorHAnsi"/>
+          <w:b/>
+          <w:bCs/>
+          <w:sz w:val="24"/>
+          <w:szCs w:val="24"/>
+        </w:rPr>
+        <w:t xml:space="preserve">This specifies that </w:t>
+      </w:r>
+      <w:r>
+        <w:rPr>
+          <w:rFonts w:cstheme="minorHAnsi"/>
+          <w:b/>
+          <w:bCs/>
+          <w:sz w:val="24"/>
+          <w:szCs w:val="24"/>
+        </w:rPr>
+        <w:t>u</w:t>
+      </w:r>
+      <w:r>
+        <w:rPr>
+          <w:rFonts w:cstheme="minorHAnsi"/>
+          <w:b/>
+          <w:bCs/>
+          <w:sz w:val="24"/>
+          <w:szCs w:val="24"/>
+        </w:rPr>
+        <w:t>se the standard file-label convention for this file.</w:t>
+      </w:r>
+      <w:r>
+        <w:rPr>
+          <w:rFonts w:cstheme="minorHAnsi"/>
+          <w:b/>
+          <w:bCs/>
+          <w:sz w:val="24"/>
+          <w:szCs w:val="24"/>
+        </w:rPr>
+        <w:t xml:space="preserve"> </w:t>
+      </w:r>
+      <w:proofErr w:type="gramStart"/>
+      <w:r>
+        <w:rPr>
+          <w:rFonts w:cstheme="minorHAnsi"/>
+          <w:b/>
+          <w:bCs/>
+          <w:sz w:val="24"/>
+          <w:szCs w:val="24"/>
+        </w:rPr>
+        <w:t>For</w:t>
+      </w:r>
+      <w:proofErr w:type="gramEnd"/>
+      <w:r>
+        <w:rPr>
+          <w:rFonts w:cstheme="minorHAnsi"/>
+          <w:b/>
+          <w:bCs/>
+          <w:sz w:val="24"/>
+          <w:szCs w:val="24"/>
+        </w:rPr>
+        <w:t xml:space="preserve"> a normal z/OS sequential file, this generally means the operating system manages the standard dataset labels rather than your COBOL program.</w:t>
+      </w:r>
+      <w:r>
+        <w:rPr>
+          <w:rFonts w:cstheme="minorHAnsi"/>
+          <w:b/>
+          <w:bCs/>
+          <w:sz w:val="24"/>
+          <w:szCs w:val="24"/>
+        </w:rPr>
+        <w:t>)</w:t>
+      </w:r>
+    </w:p>
+    <w:p>
+      <w:pPr>
+        <w:pStyle w:val="ListParagraph"/>
+        <w:spacing w:after="0"/>
+        <w:rPr>
+          <w:rFonts w:cstheme="minorHAnsi"/>
+          <w:sz w:val="24"/>
+          <w:szCs w:val="24"/>
+        </w:rPr>
+      </w:pPr>
     </w:p>
     <w:p>
       <w:pPr>
@@ -13712,6 +13797,7 @@
           <w:sz w:val="24"/>
           <w:szCs w:val="24"/>
         </w:rPr>
+        <w:lastRenderedPageBreak/>
         <w:tab/>
         <w:t>10 CLAIM-CREATE-TS</w:t>
       </w:r>
@@ -13885,7 +13971,6 @@
           <w:sz w:val="24"/>
           <w:szCs w:val="24"/>
         </w:rPr>
-        <w:lastRenderedPageBreak/>
         <w:t>WORKING-STORAGE SECTION.</w:t>
       </w:r>
     </w:p>
@@ -15019,6 +15104,7 @@
           <w:sz w:val="24"/>
           <w:szCs w:val="24"/>
         </w:rPr>
+        <w:lastRenderedPageBreak/>
         <w:tab/>
       </w:r>
       <w:r>
@@ -15080,7 +15166,6 @@
           <w:sz w:val="24"/>
           <w:szCs w:val="24"/>
         </w:rPr>
-        <w:lastRenderedPageBreak/>
         <w:t>300-PROCESS-PARA.</w:t>
       </w:r>
     </w:p>
@@ -16574,6 +16659,7 @@
           <w:sz w:val="24"/>
           <w:szCs w:val="24"/>
         </w:rPr>
+        <w:lastRenderedPageBreak/>
         <w:tab/>
       </w:r>
       <w:r>
@@ -16653,7 +16739,6 @@
           <w:sz w:val="24"/>
           <w:szCs w:val="24"/>
         </w:rPr>
-        <w:lastRenderedPageBreak/>
         <w:tab/>
       </w:r>
       <w:r>
@@ -17224,57 +17309,17 @@
     </w:p>
     <w:p>
       <w:pPr>
-        <w:pStyle w:val="ListParagraph"/>
-        <w:spacing w:after="0"/>
-        <w:ind w:firstLine="720"/>
-        <w:rPr>
-          <w:rFonts w:cstheme="minorHAnsi"/>
-          <w:sz w:val="24"/>
-          <w:szCs w:val="24"/>
-        </w:rPr>
-      </w:pPr>
-    </w:p>
-    <w:p>
-      <w:pPr>
-        <w:pStyle w:val="ListParagraph"/>
-        <w:spacing w:after="0"/>
-        <w:ind w:firstLine="720"/>
-        <w:rPr>
-          <w:rFonts w:cstheme="minorHAnsi"/>
-          <w:sz w:val="24"/>
-          <w:szCs w:val="24"/>
-        </w:rPr>
-      </w:pPr>
-    </w:p>
-    <w:p>
-      <w:pPr>
-        <w:pStyle w:val="ListParagraph"/>
-        <w:spacing w:after="0"/>
-        <w:ind w:firstLine="720"/>
-        <w:rPr>
-          <w:rFonts w:cstheme="minorHAnsi"/>
-          <w:sz w:val="24"/>
-          <w:szCs w:val="24"/>
-        </w:rPr>
-      </w:pPr>
-    </w:p>
-    <w:p>
-      <w:pPr>
-        <w:pStyle w:val="ListParagraph"/>
-        <w:spacing w:after="0"/>
-        <w:ind w:firstLine="720"/>
-        <w:rPr>
-          <w:rFonts w:cstheme="minorHAnsi"/>
-          <w:sz w:val="24"/>
-          <w:szCs w:val="24"/>
-        </w:rPr>
-      </w:pPr>
-    </w:p>
-    <w:p>
-      <w:pPr>
-        <w:pStyle w:val="ListParagraph"/>
-        <w:spacing w:after="0"/>
-        <w:ind w:firstLine="720"/>
+        <w:spacing w:after="0"/>
+        <w:rPr>
+          <w:rFonts w:cstheme="minorHAnsi"/>
+          <w:sz w:val="24"/>
+          <w:szCs w:val="24"/>
+        </w:rPr>
+      </w:pPr>
+    </w:p>
+    <w:p>
+      <w:pPr>
+        <w:spacing w:after="0"/>
         <w:rPr>
           <w:rFonts w:cstheme="minorHAnsi"/>
           <w:sz w:val="24"/>
@@ -42957,7 +43002,7 @@
 </file>
 
 <file path=word/endnotes.xml><?xml version="1.0" encoding="utf-8"?>
-<w:endnotes xmlns:wpc="http://schemas.microsoft.com/office/word/2010/wordprocessingCanvas" xmlns:cx="http://schemas.microsoft.com/office/drawing/2014/chartex" xmlns:cx1="http://schemas.microsoft.com/office/drawing/2015/9/8/chartex" xmlns:cx2="http://schemas.microsoft.com/office/drawing/2015/10/21/chartex" xmlns:cx3="http://schemas.microsoft.com/office/drawing/2016/5/9/chartex" xmlns:cx4="http://schemas.microsoft.com/office/drawing/2016/5/10/chartex" xmlns:cx5="http://schemas.microsoft.com/office/drawing/2016/5/11/chartex" xmlns:cx6="http://schemas.microsoft.com/office/drawing/2016/5/12/chartex" xmlns:cx7="http://schemas.microsoft.com/office/drawing/2016/5/13/chartex" xmlns:cx8="http://schemas.microsoft.com/office/drawing/2016/5/14/chartex" xmlns:mc="http://schemas.openxmlformats.org/markup-compatibility/2006" xmlns:aink="http://schemas.microsoft.com/office/drawing/2016/ink" xmlns:am3d="http://schemas.microsoft.com/office/drawing/2017/model3d" xmlns:o="urn:schemas-microsoft-com:office:office" xmlns:oel="http://schemas.microsoft.com/office/2019/extlst" xmlns:r="http://schemas.openxmlformats.org/officeDocument/2006/relationships" xmlns:m="http://schemas.openxmlformats.org/officeDocument/2006/math" xmlns:v="urn:schemas-microsoft-com:vml" xmlns:wp14="http://schemas.microsoft.com/office/word/2010/wordprocessingDrawing" xmlns:wp="http://schemas.openxmlformats.org/drawingml/2006/wordprocessingDrawing" xmlns:w10="urn:schemas-microsoft-com:office:word" xmlns:w="http://schemas.openxmlformats.org/wordprocessingml/2006/main" xmlns:w14="http://schemas.microsoft.com/office/word/2010/wordml" xmlns:w15="http://schemas.microsoft.com/office/word/2012/wordml" xmlns:w16cex="http://schemas.microsoft.com/office/word/2018/wordml/cex" xmlns:w16cid="http://schemas.microsoft.com/office/word/2016/wordml/cid" xmlns:w16="http://schemas.microsoft.com/office/word/2018/wordml" xmlns:w16du="http://schemas.microsoft.com/office/word/2023/wordml/word16du" xmlns:w16sdtdh="http://schemas.microsoft.com/office/word/2020/wordml/sdtdatahash" xmlns:w16sdtfl="http://schemas.microsoft.com/office/word/2024/wordml/sdtformatlock" xmlns:w16se="http://schemas.microsoft.com/office/word/2015/wordml/symex" xmlns:wpg="http://schemas.microsoft.com/office/word/2010/wordprocessingGroup" xmlns:wpi="http://schemas.microsoft.com/office/word/2010/wordprocessingInk" xmlns:wne="http://schemas.microsoft.com/office/word/2006/wordml" xmlns:wps="http://schemas.microsoft.com/office/word/2010/wordprocessingShape" mc:Ignorable="w14 w15 w16se w16cid w16 w16cex w16sdtdh w16sdtfl w16du wp14">
+<w:endnotes xmlns:wpc="http://schemas.microsoft.com/office/word/2010/wordprocessingCanvas" xmlns:cx="http://schemas.microsoft.com/office/drawing/2014/chartex" xmlns:cx1="http://schemas.microsoft.com/office/drawing/2015/9/8/chartex" xmlns:cx2="http://schemas.microsoft.com/office/drawing/2015/10/21/chartex" xmlns:cx3="http://schemas.microsoft.com/office/drawing/2016/5/9/chartex" xmlns:cx4="http://schemas.microsoft.com/office/drawing/2016/5/10/chartex" xmlns:cx5="http://schemas.microsoft.com/office/drawing/2016/5/11/chartex" xmlns:cx6="http://schemas.microsoft.com/office/drawing/2016/5/12/chartex" xmlns:cx7="http://schemas.microsoft.com/office/drawing/2016/5/13/chartex" xmlns:cx8="http://schemas.microsoft.com/office/drawing/2016/5/14/chartex" xmlns:mc="http://schemas.openxmlformats.org/markup-compatibility/2006" xmlns:aink="http://schemas.microsoft.com/office/drawing/2016/ink" xmlns:am3d="http://schemas.microsoft.com/office/drawing/2017/model3d" xmlns:o="urn:schemas-microsoft-com:office:office" xmlns:oel="http://schemas.microsoft.com/office/2019/extlst" xmlns:r="http://schemas.openxmlformats.org/officeDocument/2006/relationships" xmlns:m="http://schemas.openxmlformats.org/officeDocument/2006/math" xmlns:v="urn:schemas-microsoft-com:vml" xmlns:wp14="http://schemas.microsoft.com/office/word/2010/wordprocessingDrawing" xmlns:wp="http://schemas.openxmlformats.org/drawingml/2006/wordprocessingDrawing" xmlns:w10="urn:schemas-microsoft-com:office:word" xmlns:w="http://schemas.openxmlformats.org/wordprocessingml/2006/main" xmlns:w14="http://schemas.microsoft.com/office/word/2010/wordml" xmlns:w15="http://schemas.microsoft.com/office/word/2012/wordml" xmlns:w16cei="http://schemas.microsoft.com/office/word/2026/wordml/cei" xmlns:w16cex="http://schemas.microsoft.com/office/word/2018/wordml/cex" xmlns:w16cid="http://schemas.microsoft.com/office/word/2016/wordml/cid" xmlns:w16="http://schemas.microsoft.com/office/word/2018/wordml" xmlns:w16du="http://schemas.microsoft.com/office/word/2023/wordml/word16du" xmlns:w16sdtdh="http://schemas.microsoft.com/office/word/2020/wordml/sdtdatahash" xmlns:w16sdtfl="http://schemas.microsoft.com/office/word/2024/wordml/sdtformatlock" xmlns:w16se="http://schemas.microsoft.com/office/word/2015/wordml/symex" xmlns:wpg="http://schemas.microsoft.com/office/word/2010/wordprocessingGroup" xmlns:wpi="http://schemas.microsoft.com/office/word/2010/wordprocessingInk" xmlns:wne="http://schemas.microsoft.com/office/word/2006/wordml" xmlns:wps="http://schemas.microsoft.com/office/word/2010/wordprocessingShape" mc:Ignorable="w14 w15 w16se w16cid w16 w16cex w16sdtdh w16sdtfl w16du wp14">
   <w:endnote w:type="separator" w:id="-1">
     <w:p>
       <w:pPr>
@@ -42982,7 +43027,7 @@
 </file>
 
 <file path=word/footer1.xml><?xml version="1.0" encoding="utf-8"?>
-<w:ftr xmlns:wpc="http://schemas.microsoft.com/office/word/2010/wordprocessingCanvas" xmlns:cx="http://schemas.microsoft.com/office/drawing/2014/chartex" xmlns:cx1="http://schemas.microsoft.com/office/drawing/2015/9/8/chartex" xmlns:cx2="http://schemas.microsoft.com/office/drawing/2015/10/21/chartex" xmlns:cx3="http://schemas.microsoft.com/office/drawing/2016/5/9/chartex" xmlns:cx4="http://schemas.microsoft.com/office/drawing/2016/5/10/chartex" xmlns:cx5="http://schemas.microsoft.com/office/drawing/2016/5/11/chartex" xmlns:cx6="http://schemas.microsoft.com/office/drawing/2016/5/12/chartex" xmlns:cx7="http://schemas.microsoft.com/office/drawing/2016/5/13/chartex" xmlns:cx8="http://schemas.microsoft.com/office/drawing/2016/5/14/chartex" xmlns:mc="http://schemas.openxmlformats.org/markup-compatibility/2006" xmlns:aink="http://schemas.microsoft.com/office/drawing/2016/ink" xmlns:am3d="http://schemas.microsoft.com/office/drawing/2017/model3d" xmlns:o="urn:schemas-microsoft-com:office:office" xmlns:oel="http://schemas.microsoft.com/office/2019/extlst" xmlns:r="http://schemas.openxmlformats.org/officeDocument/2006/relationships" xmlns:m="http://schemas.openxmlformats.org/officeDocument/2006/math" xmlns:v="urn:schemas-microsoft-com:vml" xmlns:wp14="http://schemas.microsoft.com/office/word/2010/wordprocessingDrawing" xmlns:wp="http://schemas.openxmlformats.org/drawingml/2006/wordprocessingDrawing" xmlns:w10="urn:schemas-microsoft-com:office:word" xmlns:w="http://schemas.openxmlformats.org/wordprocessingml/2006/main" xmlns:w14="http://schemas.microsoft.com/office/word/2010/wordml" xmlns:w15="http://schemas.microsoft.com/office/word/2012/wordml" xmlns:w16cex="http://schemas.microsoft.com/office/word/2018/wordml/cex" xmlns:w16cid="http://schemas.microsoft.com/office/word/2016/wordml/cid" xmlns:w16="http://schemas.microsoft.com/office/word/2018/wordml" xmlns:w16du="http://schemas.microsoft.com/office/word/2023/wordml/word16du" xmlns:w16sdtdh="http://schemas.microsoft.com/office/word/2020/wordml/sdtdatahash" xmlns:w16sdtfl="http://schemas.microsoft.com/office/word/2024/wordml/sdtformatlock" xmlns:w16se="http://schemas.microsoft.com/office/word/2015/wordml/symex" xmlns:wpg="http://schemas.microsoft.com/office/word/2010/wordprocessingGroup" xmlns:wpi="http://schemas.microsoft.com/office/word/2010/wordprocessingInk" xmlns:wne="http://schemas.microsoft.com/office/word/2006/wordml" xmlns:wps="http://schemas.microsoft.com/office/word/2010/wordprocessingShape" mc:Ignorable="w14 w15 w16se w16cid w16 w16cex w16sdtdh w16sdtfl w16du wp14">
+<w:ftr xmlns:wpc="http://schemas.microsoft.com/office/word/2010/wordprocessingCanvas" xmlns:cx="http://schemas.microsoft.com/office/drawing/2014/chartex" xmlns:cx1="http://schemas.microsoft.com/office/drawing/2015/9/8/chartex" xmlns:cx2="http://schemas.microsoft.com/office/drawing/2015/10/21/chartex" xmlns:cx3="http://schemas.microsoft.com/office/drawing/2016/5/9/chartex" xmlns:cx4="http://schemas.microsoft.com/office/drawing/2016/5/10/chartex" xmlns:cx5="http://schemas.microsoft.com/office/drawing/2016/5/11/chartex" xmlns:cx6="http://schemas.microsoft.com/office/drawing/2016/5/12/chartex" xmlns:cx7="http://schemas.microsoft.com/office/drawing/2016/5/13/chartex" xmlns:cx8="http://schemas.microsoft.com/office/drawing/2016/5/14/chartex" xmlns:mc="http://schemas.openxmlformats.org/markup-compatibility/2006" xmlns:aink="http://schemas.microsoft.com/office/drawing/2016/ink" xmlns:am3d="http://schemas.microsoft.com/office/drawing/2017/model3d" xmlns:o="urn:schemas-microsoft-com:office:office" xmlns:oel="http://schemas.microsoft.com/office/2019/extlst" xmlns:r="http://schemas.openxmlformats.org/officeDocument/2006/relationships" xmlns:m="http://schemas.openxmlformats.org/officeDocument/2006/math" xmlns:v="urn:schemas-microsoft-com:vml" xmlns:wp14="http://schemas.microsoft.com/office/word/2010/wordprocessingDrawing" xmlns:wp="http://schemas.openxmlformats.org/drawingml/2006/wordprocessingDrawing" xmlns:w10="urn:schemas-microsoft-com:office:word" xmlns:w="http://schemas.openxmlformats.org/wordprocessingml/2006/main" xmlns:w14="http://schemas.microsoft.com/office/word/2010/wordml" xmlns:w15="http://schemas.microsoft.com/office/word/2012/wordml" xmlns:w16cei="http://schemas.microsoft.com/office/word/2026/wordml/cei" xmlns:w16cex="http://schemas.microsoft.com/office/word/2018/wordml/cex" xmlns:w16cid="http://schemas.microsoft.com/office/word/2016/wordml/cid" xmlns:w16="http://schemas.microsoft.com/office/word/2018/wordml" xmlns:w16du="http://schemas.microsoft.com/office/word/2023/wordml/word16du" xmlns:w16sdtdh="http://schemas.microsoft.com/office/word/2020/wordml/sdtdatahash" xmlns:w16sdtfl="http://schemas.microsoft.com/office/word/2024/wordml/sdtformatlock" xmlns:w16se="http://schemas.microsoft.com/office/word/2015/wordml/symex" xmlns:wpg="http://schemas.microsoft.com/office/word/2010/wordprocessingGroup" xmlns:wpi="http://schemas.microsoft.com/office/word/2010/wordprocessingInk" xmlns:wne="http://schemas.microsoft.com/office/word/2006/wordml" xmlns:wps="http://schemas.microsoft.com/office/word/2010/wordprocessingShape" mc:Ignorable="w14 w15 w16se w16cid w16 w16cex w16sdtdh w16sdtfl w16du wp14">
   <w:p>
     <w:pPr>
       <w:pStyle w:val="Footer"/>
@@ -43040,7 +43085,7 @@
 </file>
 
 <file path=word/footnotes.xml><?xml version="1.0" encoding="utf-8"?>
-<w:footnotes xmlns:wpc="http://schemas.microsoft.com/office/word/2010/wordprocessingCanvas" xmlns:cx="http://schemas.microsoft.com/office/drawing/2014/chartex" xmlns:cx1="http://schemas.microsoft.com/office/drawing/2015/9/8/chartex" xmlns:cx2="http://schemas.microsoft.com/office/drawing/2015/10/21/chartex" xmlns:cx3="http://schemas.microsoft.com/office/drawing/2016/5/9/chartex" xmlns:cx4="http://schemas.microsoft.com/office/drawing/2016/5/10/chartex" xmlns:cx5="http://schemas.microsoft.com/office/drawing/2016/5/11/chartex" xmlns:cx6="http://schemas.microsoft.com/office/drawing/2016/5/12/chartex" xmlns:cx7="http://schemas.microsoft.com/office/drawing/2016/5/13/chartex" xmlns:cx8="http://schemas.microsoft.com/office/drawing/2016/5/14/chartex" xmlns:mc="http://schemas.openxmlformats.org/markup-compatibility/2006" xmlns:aink="http://schemas.microsoft.com/office/drawing/2016/ink" xmlns:am3d="http://schemas.microsoft.com/office/drawing/2017/model3d" xmlns:o="urn:schemas-microsoft-com:office:office" xmlns:oel="http://schemas.microsoft.com/office/2019/extlst" xmlns:r="http://schemas.openxmlformats.org/officeDocument/2006/relationships" xmlns:m="http://schemas.openxmlformats.org/officeDocument/2006/math" xmlns:v="urn:schemas-microsoft-com:vml" xmlns:wp14="http://schemas.microsoft.com/office/word/2010/wordprocessingDrawing" xmlns:wp="http://schemas.openxmlformats.org/drawingml/2006/wordprocessingDrawing" xmlns:w10="urn:schemas-microsoft-com:office:word" xmlns:w="http://schemas.openxmlformats.org/wordprocessingml/2006/main" xmlns:w14="http://schemas.microsoft.com/office/word/2010/wordml" xmlns:w15="http://schemas.microsoft.com/office/word/2012/wordml" xmlns:w16cex="http://schemas.microsoft.com/office/word/2018/wordml/cex" xmlns:w16cid="http://schemas.microsoft.com/office/word/2016/wordml/cid" xmlns:w16="http://schemas.microsoft.com/office/word/2018/wordml" xmlns:w16du="http://schemas.microsoft.com/office/word/2023/wordml/word16du" xmlns:w16sdtdh="http://schemas.microsoft.com/office/word/2020/wordml/sdtdatahash" xmlns:w16sdtfl="http://schemas.microsoft.com/office/word/2024/wordml/sdtformatlock" xmlns:w16se="http://schemas.microsoft.com/office/word/2015/wordml/symex" xmlns:wpg="http://schemas.microsoft.com/office/word/2010/wordprocessingGroup" xmlns:wpi="http://schemas.microsoft.com/office/word/2010/wordprocessingInk" xmlns:wne="http://schemas.microsoft.com/office/word/2006/wordml" xmlns:wps="http://schemas.microsoft.com/office/word/2010/wordprocessingShape" mc:Ignorable="w14 w15 w16se w16cid w16 w16cex w16sdtdh w16sdtfl w16du wp14">
+<w:footnotes xmlns:wpc="http://schemas.microsoft.com/office/word/2010/wordprocessingCanvas" xmlns:cx="http://schemas.microsoft.com/office/drawing/2014/chartex" xmlns:cx1="http://schemas.microsoft.com/office/drawing/2015/9/8/chartex" xmlns:cx2="http://schemas.microsoft.com/office/drawing/2015/10/21/chartex" xmlns:cx3="http://schemas.microsoft.com/office/drawing/2016/5/9/chartex" xmlns:cx4="http://schemas.microsoft.com/office/drawing/2016/5/10/chartex" xmlns:cx5="http://schemas.microsoft.com/office/drawing/2016/5/11/chartex" xmlns:cx6="http://schemas.microsoft.com/office/drawing/2016/5/12/chartex" xmlns:cx7="http://schemas.microsoft.com/office/drawing/2016/5/13/chartex" xmlns:cx8="http://schemas.microsoft.com/office/drawing/2016/5/14/chartex" xmlns:mc="http://schemas.openxmlformats.org/markup-compatibility/2006" xmlns:aink="http://schemas.microsoft.com/office/drawing/2016/ink" xmlns:am3d="http://schemas.microsoft.com/office/drawing/2017/model3d" xmlns:o="urn:schemas-microsoft-com:office:office" xmlns:oel="http://schemas.microsoft.com/office/2019/extlst" xmlns:r="http://schemas.openxmlformats.org/officeDocument/2006/relationships" xmlns:m="http://schemas.openxmlformats.org/officeDocument/2006/math" xmlns:v="urn:schemas-microsoft-com:vml" xmlns:wp14="http://schemas.microsoft.com/office/word/2010/wordprocessingDrawing" xmlns:wp="http://schemas.openxmlformats.org/drawingml/2006/wordprocessingDrawing" xmlns:w10="urn:schemas-microsoft-com:office:word" xmlns:w="http://schemas.openxmlformats.org/wordprocessingml/2006/main" xmlns:w14="http://schemas.microsoft.com/office/word/2010/wordml" xmlns:w15="http://schemas.microsoft.com/office/word/2012/wordml" xmlns:w16cei="http://schemas.microsoft.com/office/word/2026/wordml/cei" xmlns:w16cex="http://schemas.microsoft.com/office/word/2018/wordml/cex" xmlns:w16cid="http://schemas.microsoft.com/office/word/2016/wordml/cid" xmlns:w16="http://schemas.microsoft.com/office/word/2018/wordml" xmlns:w16du="http://schemas.microsoft.com/office/word/2023/wordml/word16du" xmlns:w16sdtdh="http://schemas.microsoft.com/office/word/2020/wordml/sdtdatahash" xmlns:w16sdtfl="http://schemas.microsoft.com/office/word/2024/wordml/sdtformatlock" xmlns:w16se="http://schemas.microsoft.com/office/word/2015/wordml/symex" xmlns:wpg="http://schemas.microsoft.com/office/word/2010/wordprocessingGroup" xmlns:wpi="http://schemas.microsoft.com/office/word/2010/wordprocessingInk" xmlns:wne="http://schemas.microsoft.com/office/word/2006/wordml" xmlns:wps="http://schemas.microsoft.com/office/word/2010/wordprocessingShape" mc:Ignorable="w14 w15 w16se w16cid w16 w16cex w16sdtdh w16sdtfl w16du wp14">
   <w:footnote w:type="separator" w:id="-1">
     <w:p>
       <w:pPr>
@@ -43065,7 +43110,7 @@
 </file>
 
 <file path=word/numbering.xml><?xml version="1.0" encoding="utf-8"?>
-<w:numbering xmlns:wpc="http://schemas.microsoft.com/office/word/2010/wordprocessingCanvas" xmlns:cx="http://schemas.microsoft.com/office/drawing/2014/chartex" xmlns:cx1="http://schemas.microsoft.com/office/drawing/2015/9/8/chartex" xmlns:cx2="http://schemas.microsoft.com/office/drawing/2015/10/21/chartex" xmlns:cx3="http://schemas.microsoft.com/office/drawing/2016/5/9/chartex" xmlns:cx4="http://schemas.microsoft.com/office/drawing/2016/5/10/chartex" xmlns:cx5="http://schemas.microsoft.com/office/drawing/2016/5/11/chartex" xmlns:cx6="http://schemas.microsoft.com/office/drawing/2016/5/12/chartex" xmlns:cx7="http://schemas.microsoft.com/office/drawing/2016/5/13/chartex" xmlns:cx8="http://schemas.microsoft.com/office/drawing/2016/5/14/chartex" xmlns:mc="http://schemas.openxmlformats.org/markup-compatibility/2006" xmlns:aink="http://schemas.microsoft.com/office/drawing/2016/ink" xmlns:am3d="http://schemas.microsoft.com/office/drawing/2017/model3d" xmlns:o="urn:schemas-microsoft-com:office:office" xmlns:oel="http://schemas.microsoft.com/office/2019/extlst" xmlns:r="http://schemas.openxmlformats.org/officeDocument/2006/relationships" xmlns:m="http://schemas.openxmlformats.org/officeDocument/2006/math" xmlns:v="urn:schemas-microsoft-com:vml" xmlns:wp14="http://schemas.microsoft.com/office/word/2010/wordprocessingDrawing" xmlns:wp="http://schemas.openxmlformats.org/drawingml/2006/wordprocessingDrawing" xmlns:w10="urn:schemas-microsoft-com:office:word" xmlns:w="http://schemas.openxmlformats.org/wordprocessingml/2006/main" xmlns:w14="http://schemas.microsoft.com/office/word/2010/wordml" xmlns:w15="http://schemas.microsoft.com/office/word/2012/wordml" xmlns:w16cex="http://schemas.microsoft.com/office/word/2018/wordml/cex" xmlns:w16cid="http://schemas.microsoft.com/office/word/2016/wordml/cid" xmlns:w16="http://schemas.microsoft.com/office/word/2018/wordml" xmlns:w16du="http://schemas.microsoft.com/office/word/2023/wordml/word16du" xmlns:w16sdtdh="http://schemas.microsoft.com/office/word/2020/wordml/sdtdatahash" xmlns:w16sdtfl="http://schemas.microsoft.com/office/word/2024/wordml/sdtformatlock" xmlns:w16se="http://schemas.microsoft.com/office/word/2015/wordml/symex" xmlns:wpg="http://schemas.microsoft.com/office/word/2010/wordprocessingGroup" xmlns:wpi="http://schemas.microsoft.com/office/word/2010/wordprocessingInk" xmlns:wne="http://schemas.microsoft.com/office/word/2006/wordml" xmlns:wps="http://schemas.microsoft.com/office/word/2010/wordprocessingShape" mc:Ignorable="w14 w15 w16se w16cid w16 w16cex w16sdtdh w16sdtfl w16du wp14">
+<w:numbering xmlns:wpc="http://schemas.microsoft.com/office/word/2010/wordprocessingCanvas" xmlns:cx="http://schemas.microsoft.com/office/drawing/2014/chartex" xmlns:cx1="http://schemas.microsoft.com/office/drawing/2015/9/8/chartex" xmlns:cx2="http://schemas.microsoft.com/office/drawing/2015/10/21/chartex" xmlns:cx3="http://schemas.microsoft.com/office/drawing/2016/5/9/chartex" xmlns:cx4="http://schemas.microsoft.com/office/drawing/2016/5/10/chartex" xmlns:cx5="http://schemas.microsoft.com/office/drawing/2016/5/11/chartex" xmlns:cx6="http://schemas.microsoft.com/office/drawing/2016/5/12/chartex" xmlns:cx7="http://schemas.microsoft.com/office/drawing/2016/5/13/chartex" xmlns:cx8="http://schemas.microsoft.com/office/drawing/2016/5/14/chartex" xmlns:mc="http://schemas.openxmlformats.org/markup-compatibility/2006" xmlns:aink="http://schemas.microsoft.com/office/drawing/2016/ink" xmlns:am3d="http://schemas.microsoft.com/office/drawing/2017/model3d" xmlns:o="urn:schemas-microsoft-com:office:office" xmlns:oel="http://schemas.microsoft.com/office/2019/extlst" xmlns:r="http://schemas.openxmlformats.org/officeDocument/2006/relationships" xmlns:m="http://schemas.openxmlformats.org/officeDocument/2006/math" xmlns:v="urn:schemas-microsoft-com:vml" xmlns:wp14="http://schemas.microsoft.com/office/word/2010/wordprocessingDrawing" xmlns:wp="http://schemas.openxmlformats.org/drawingml/2006/wordprocessingDrawing" xmlns:w10="urn:schemas-microsoft-com:office:word" xmlns:w="http://schemas.openxmlformats.org/wordprocessingml/2006/main" xmlns:w14="http://schemas.microsoft.com/office/word/2010/wordml" xmlns:w15="http://schemas.microsoft.com/office/word/2012/wordml" xmlns:w16cei="http://schemas.microsoft.com/office/word/2026/wordml/cei" xmlns:w16cex="http://schemas.microsoft.com/office/word/2018/wordml/cex" xmlns:w16cid="http://schemas.microsoft.com/office/word/2016/wordml/cid" xmlns:w16="http://schemas.microsoft.com/office/word/2018/wordml" xmlns:w16du="http://schemas.microsoft.com/office/word/2023/wordml/word16du" xmlns:w16sdtdh="http://schemas.microsoft.com/office/word/2020/wordml/sdtdatahash" xmlns:w16sdtfl="http://schemas.microsoft.com/office/word/2024/wordml/sdtformatlock" xmlns:w16se="http://schemas.microsoft.com/office/word/2015/wordml/symex" xmlns:wpg="http://schemas.microsoft.com/office/word/2010/wordprocessingGroup" xmlns:wpi="http://schemas.microsoft.com/office/word/2010/wordprocessingInk" xmlns:wne="http://schemas.microsoft.com/office/word/2006/wordml" xmlns:wps="http://schemas.microsoft.com/office/word/2010/wordprocessingShape" mc:Ignorable="w14 w15 w16se w16cid w16 w16cex w16sdtdh w16sdtfl w16du wp14">
   <w:abstractNum w:abstractNumId="0" w15:restartNumberingAfterBreak="0">
     <w:nsid w:val="09D01EDA"/>
     <w:multiLevelType w:val="hybridMultilevel"/>
@@ -45092,7 +45137,6 @@
   <w:style w:type="character" w:default="1" w:styleId="DefaultParagraphFont">
     <w:name w:val="Default Paragraph Font"/>
     <w:uiPriority w:val="1"/>
-    <w:semiHidden/>
     <w:unhideWhenUsed/>
   </w:style>
   <w:style w:type="table" w:default="1" w:styleId="TableNormal">

--- a/Anil-Polsani-Mainframe/COBOL-DB2/COBOL_DB2.docx
+++ b/Anil-Polsani-Mainframe/COBOL-DB2/COBOL_DB2.docx
@@ -1,6 +1,6 @@
 
 <file path=word/document.xml><?xml version="1.0" encoding="utf-8"?>
-<w:document xmlns:wpc="http://schemas.microsoft.com/office/word/2010/wordprocessingCanvas" xmlns:cx="http://schemas.microsoft.com/office/drawing/2014/chartex" xmlns:cx1="http://schemas.microsoft.com/office/drawing/2015/9/8/chartex" xmlns:cx2="http://schemas.microsoft.com/office/drawing/2015/10/21/chartex" xmlns:cx3="http://schemas.microsoft.com/office/drawing/2016/5/9/chartex" xmlns:cx4="http://schemas.microsoft.com/office/drawing/2016/5/10/chartex" xmlns:cx5="http://schemas.microsoft.com/office/drawing/2016/5/11/chartex" xmlns:cx6="http://schemas.microsoft.com/office/drawing/2016/5/12/chartex" xmlns:cx7="http://schemas.microsoft.com/office/drawing/2016/5/13/chartex" xmlns:cx8="http://schemas.microsoft.com/office/drawing/2016/5/14/chartex" xmlns:mc="http://schemas.openxmlformats.org/markup-compatibility/2006" xmlns:aink="http://schemas.microsoft.com/office/drawing/2016/ink" xmlns:am3d="http://schemas.microsoft.com/office/drawing/2017/model3d" xmlns:o="urn:schemas-microsoft-com:office:office" xmlns:oel="http://schemas.microsoft.com/office/2019/extlst" xmlns:r="http://schemas.openxmlformats.org/officeDocument/2006/relationships" xmlns:m="http://schemas.openxmlformats.org/officeDocument/2006/math" xmlns:v="urn:schemas-microsoft-com:vml" xmlns:wp14="http://schemas.microsoft.com/office/word/2010/wordprocessingDrawing" xmlns:wp="http://schemas.openxmlformats.org/drawingml/2006/wordprocessingDrawing" xmlns:w10="urn:schemas-microsoft-com:office:word" xmlns:w="http://schemas.openxmlformats.org/wordprocessingml/2006/main" xmlns:w14="http://schemas.microsoft.com/office/word/2010/wordml" xmlns:w15="http://schemas.microsoft.com/office/word/2012/wordml" xmlns:w16cei="http://schemas.microsoft.com/office/word/2026/wordml/cei" xmlns:w16cex="http://schemas.microsoft.com/office/word/2018/wordml/cex" xmlns:w16cid="http://schemas.microsoft.com/office/word/2016/wordml/cid" xmlns:w16="http://schemas.microsoft.com/office/word/2018/wordml" xmlns:w16du="http://schemas.microsoft.com/office/word/2023/wordml/word16du" xmlns:w16sdtdh="http://schemas.microsoft.com/office/word/2020/wordml/sdtdatahash" xmlns:w16sdtfl="http://schemas.microsoft.com/office/word/2024/wordml/sdtformatlock" xmlns:w16se="http://schemas.microsoft.com/office/word/2015/wordml/symex" xmlns:wpg="http://schemas.microsoft.com/office/word/2010/wordprocessingGroup" xmlns:wpi="http://schemas.microsoft.com/office/word/2010/wordprocessingInk" xmlns:wne="http://schemas.microsoft.com/office/word/2006/wordml" xmlns:wps="http://schemas.microsoft.com/office/word/2010/wordprocessingShape" mc:Ignorable="w14 w15 w16se w16cid w16 w16cex w16sdtdh w16sdtfl w16du wp14">
+<w:document xmlns:wpc="http://schemas.microsoft.com/office/word/2010/wordprocessingCanvas" xmlns:cx="http://schemas.microsoft.com/office/drawing/2014/chartex" xmlns:cx1="http://schemas.microsoft.com/office/drawing/2015/9/8/chartex" xmlns:cx2="http://schemas.microsoft.com/office/drawing/2015/10/21/chartex" xmlns:cx3="http://schemas.microsoft.com/office/drawing/2016/5/9/chartex" xmlns:cx4="http://schemas.microsoft.com/office/drawing/2016/5/10/chartex" xmlns:cx5="http://schemas.microsoft.com/office/drawing/2016/5/11/chartex" xmlns:cx6="http://schemas.microsoft.com/office/drawing/2016/5/12/chartex" xmlns:cx7="http://schemas.microsoft.com/office/drawing/2016/5/13/chartex" xmlns:cx8="http://schemas.microsoft.com/office/drawing/2016/5/14/chartex" xmlns:mc="http://schemas.openxmlformats.org/markup-compatibility/2006" xmlns:aink="http://schemas.microsoft.com/office/drawing/2016/ink" xmlns:am3d="http://schemas.microsoft.com/office/drawing/2017/model3d" xmlns:o="urn:schemas-microsoft-com:office:office" xmlns:oel="http://schemas.microsoft.com/office/2019/extlst" xmlns:r="http://schemas.openxmlformats.org/officeDocument/2006/relationships" xmlns:m="http://schemas.openxmlformats.org/officeDocument/2006/math" xmlns:v="urn:schemas-microsoft-com:vml" xmlns:wp14="http://schemas.microsoft.com/office/word/2010/wordprocessingDrawing" xmlns:wp="http://schemas.openxmlformats.org/drawingml/2006/wordprocessingDrawing" xmlns:w10="urn:schemas-microsoft-com:office:word" xmlns:w="http://schemas.openxmlformats.org/wordprocessingml/2006/main" xmlns:w14="http://schemas.microsoft.com/office/word/2010/wordml" xmlns:w15="http://schemas.microsoft.com/office/word/2012/wordml" xmlns:w16cex="http://schemas.microsoft.com/office/word/2018/wordml/cex" xmlns:w16cid="http://schemas.microsoft.com/office/word/2016/wordml/cid" xmlns:w16="http://schemas.microsoft.com/office/word/2018/wordml" xmlns:w16du="http://schemas.microsoft.com/office/word/2023/wordml/word16du" xmlns:w16sdtdh="http://schemas.microsoft.com/office/word/2020/wordml/sdtdatahash" xmlns:w16sdtfl="http://schemas.microsoft.com/office/word/2024/wordml/sdtformatlock" xmlns:w16se="http://schemas.microsoft.com/office/word/2015/wordml/symex" xmlns:wpg="http://schemas.microsoft.com/office/word/2010/wordprocessingGroup" xmlns:wpi="http://schemas.microsoft.com/office/word/2010/wordprocessingInk" xmlns:wne="http://schemas.microsoft.com/office/word/2006/wordml" xmlns:wps="http://schemas.microsoft.com/office/word/2010/wordprocessingShape" mc:Ignorable="w14 w15 w16se w16cid w16 w16cex w16sdtdh w16sdtfl w16du wp14">
   <w:body>
     <w:p>
       <w:pPr>
@@ -2803,7 +2803,23 @@
           <w:sz w:val="24"/>
           <w:szCs w:val="24"/>
         </w:rPr>
-        <w:t xml:space="preserve">Rules that re imposed on a column of the table to avoid incorrect/invalid data into the tables. </w:t>
+        <w:t xml:space="preserve">Rules that </w:t>
+      </w:r>
+      <w:r>
+        <w:rPr>
+          <w:rFonts w:cstheme="minorHAnsi"/>
+          <w:sz w:val="24"/>
+          <w:szCs w:val="24"/>
+        </w:rPr>
+        <w:t>a</w:t>
+      </w:r>
+      <w:r>
+        <w:rPr>
+          <w:rFonts w:cstheme="minorHAnsi"/>
+          <w:sz w:val="24"/>
+          <w:szCs w:val="24"/>
+        </w:rPr>
+        <w:t xml:space="preserve">re imposed on a column of the table to avoid incorrect/invalid data into the tables. </w:t>
       </w:r>
     </w:p>
     <w:p>
@@ -4744,18 +4760,8 @@
           <w:szCs w:val="24"/>
         </w:rPr>
         <w:tab/>
-        <w:t xml:space="preserve">: Duplicate data row </w:t>
-      </w:r>
-      <w:proofErr w:type="gramStart"/>
-      <w:r>
-        <w:rPr>
-          <w:rFonts w:cstheme="minorHAnsi"/>
-          <w:sz w:val="24"/>
-          <w:szCs w:val="24"/>
-        </w:rPr>
-        <w:t>insert</w:t>
-      </w:r>
-      <w:proofErr w:type="gramEnd"/>
+        <w:t>: Duplicate data row insert</w:t>
+      </w:r>
     </w:p>
     <w:p>
       <w:pPr>
@@ -13336,7 +13342,7 @@
           <w:sz w:val="24"/>
           <w:szCs w:val="24"/>
         </w:rPr>
-        <w:t>(</w:t>
+        <w:t xml:space="preserve">(This specifies that </w:t>
       </w:r>
       <w:r>
         <w:rPr>
@@ -13346,7 +13352,7 @@
           <w:sz w:val="24"/>
           <w:szCs w:val="24"/>
         </w:rPr>
-        <w:t xml:space="preserve">This specifies that </w:t>
+        <w:t>u</w:t>
       </w:r>
       <w:r>
         <w:rPr>
@@ -13356,7 +13362,7 @@
           <w:sz w:val="24"/>
           <w:szCs w:val="24"/>
         </w:rPr>
-        <w:t>u</w:t>
+        <w:t>se the standard file-label convention for this file.</w:t>
       </w:r>
       <w:r>
         <w:rPr>
@@ -13366,7 +13372,7 @@
           <w:sz w:val="24"/>
           <w:szCs w:val="24"/>
         </w:rPr>
-        <w:t>se the standard file-label convention for this file.</w:t>
+        <w:t xml:space="preserve"> </w:t>
       </w:r>
       <w:r>
         <w:rPr>
@@ -13376,39 +13382,7 @@
           <w:sz w:val="24"/>
           <w:szCs w:val="24"/>
         </w:rPr>
-        <w:t xml:space="preserve"> </w:t>
-      </w:r>
-      <w:proofErr w:type="gramStart"/>
-      <w:r>
-        <w:rPr>
-          <w:rFonts w:cstheme="minorHAnsi"/>
-          <w:b/>
-          <w:bCs/>
-          <w:sz w:val="24"/>
-          <w:szCs w:val="24"/>
-        </w:rPr>
-        <w:t>For</w:t>
-      </w:r>
-      <w:proofErr w:type="gramEnd"/>
-      <w:r>
-        <w:rPr>
-          <w:rFonts w:cstheme="minorHAnsi"/>
-          <w:b/>
-          <w:bCs/>
-          <w:sz w:val="24"/>
-          <w:szCs w:val="24"/>
-        </w:rPr>
-        <w:t xml:space="preserve"> a normal z/OS sequential file, this generally means the operating system manages the standard dataset labels rather than your COBOL program.</w:t>
-      </w:r>
-      <w:r>
-        <w:rPr>
-          <w:rFonts w:cstheme="minorHAnsi"/>
-          <w:b/>
-          <w:bCs/>
-          <w:sz w:val="24"/>
-          <w:szCs w:val="24"/>
-        </w:rPr>
-        <w:t>)</w:t>
+        <w:t>For a normal z/OS sequential file, this generally means the operating system manages the standard dataset labels rather than your COBOL program.)</w:t>
       </w:r>
     </w:p>
     <w:p>
@@ -43002,7 +42976,7 @@
 </file>
 
 <file path=word/endnotes.xml><?xml version="1.0" encoding="utf-8"?>
-<w:endnotes xmlns:wpc="http://schemas.microsoft.com/office/word/2010/wordprocessingCanvas" xmlns:cx="http://schemas.microsoft.com/office/drawing/2014/chartex" xmlns:cx1="http://schemas.microsoft.com/office/drawing/2015/9/8/chartex" xmlns:cx2="http://schemas.microsoft.com/office/drawing/2015/10/21/chartex" xmlns:cx3="http://schemas.microsoft.com/office/drawing/2016/5/9/chartex" xmlns:cx4="http://schemas.microsoft.com/office/drawing/2016/5/10/chartex" xmlns:cx5="http://schemas.microsoft.com/office/drawing/2016/5/11/chartex" xmlns:cx6="http://schemas.microsoft.com/office/drawing/2016/5/12/chartex" xmlns:cx7="http://schemas.microsoft.com/office/drawing/2016/5/13/chartex" xmlns:cx8="http://schemas.microsoft.com/office/drawing/2016/5/14/chartex" xmlns:mc="http://schemas.openxmlformats.org/markup-compatibility/2006" xmlns:aink="http://schemas.microsoft.com/office/drawing/2016/ink" xmlns:am3d="http://schemas.microsoft.com/office/drawing/2017/model3d" xmlns:o="urn:schemas-microsoft-com:office:office" xmlns:oel="http://schemas.microsoft.com/office/2019/extlst" xmlns:r="http://schemas.openxmlformats.org/officeDocument/2006/relationships" xmlns:m="http://schemas.openxmlformats.org/officeDocument/2006/math" xmlns:v="urn:schemas-microsoft-com:vml" xmlns:wp14="http://schemas.microsoft.com/office/word/2010/wordprocessingDrawing" xmlns:wp="http://schemas.openxmlformats.org/drawingml/2006/wordprocessingDrawing" xmlns:w10="urn:schemas-microsoft-com:office:word" xmlns:w="http://schemas.openxmlformats.org/wordprocessingml/2006/main" xmlns:w14="http://schemas.microsoft.com/office/word/2010/wordml" xmlns:w15="http://schemas.microsoft.com/office/word/2012/wordml" xmlns:w16cei="http://schemas.microsoft.com/office/word/2026/wordml/cei" xmlns:w16cex="http://schemas.microsoft.com/office/word/2018/wordml/cex" xmlns:w16cid="http://schemas.microsoft.com/office/word/2016/wordml/cid" xmlns:w16="http://schemas.microsoft.com/office/word/2018/wordml" xmlns:w16du="http://schemas.microsoft.com/office/word/2023/wordml/word16du" xmlns:w16sdtdh="http://schemas.microsoft.com/office/word/2020/wordml/sdtdatahash" xmlns:w16sdtfl="http://schemas.microsoft.com/office/word/2024/wordml/sdtformatlock" xmlns:w16se="http://schemas.microsoft.com/office/word/2015/wordml/symex" xmlns:wpg="http://schemas.microsoft.com/office/word/2010/wordprocessingGroup" xmlns:wpi="http://schemas.microsoft.com/office/word/2010/wordprocessingInk" xmlns:wne="http://schemas.microsoft.com/office/word/2006/wordml" xmlns:wps="http://schemas.microsoft.com/office/word/2010/wordprocessingShape" mc:Ignorable="w14 w15 w16se w16cid w16 w16cex w16sdtdh w16sdtfl w16du wp14">
+<w:endnotes xmlns:wpc="http://schemas.microsoft.com/office/word/2010/wordprocessingCanvas" xmlns:cx="http://schemas.microsoft.com/office/drawing/2014/chartex" xmlns:cx1="http://schemas.microsoft.com/office/drawing/2015/9/8/chartex" xmlns:cx2="http://schemas.microsoft.com/office/drawing/2015/10/21/chartex" xmlns:cx3="http://schemas.microsoft.com/office/drawing/2016/5/9/chartex" xmlns:cx4="http://schemas.microsoft.com/office/drawing/2016/5/10/chartex" xmlns:cx5="http://schemas.microsoft.com/office/drawing/2016/5/11/chartex" xmlns:cx6="http://schemas.microsoft.com/office/drawing/2016/5/12/chartex" xmlns:cx7="http://schemas.microsoft.com/office/drawing/2016/5/13/chartex" xmlns:cx8="http://schemas.microsoft.com/office/drawing/2016/5/14/chartex" xmlns:mc="http://schemas.openxmlformats.org/markup-compatibility/2006" xmlns:aink="http://schemas.microsoft.com/office/drawing/2016/ink" xmlns:am3d="http://schemas.microsoft.com/office/drawing/2017/model3d" xmlns:o="urn:schemas-microsoft-com:office:office" xmlns:oel="http://schemas.microsoft.com/office/2019/extlst" xmlns:r="http://schemas.openxmlformats.org/officeDocument/2006/relationships" xmlns:m="http://schemas.openxmlformats.org/officeDocument/2006/math" xmlns:v="urn:schemas-microsoft-com:vml" xmlns:wp14="http://schemas.microsoft.com/office/word/2010/wordprocessingDrawing" xmlns:wp="http://schemas.openxmlformats.org/drawingml/2006/wordprocessingDrawing" xmlns:w10="urn:schemas-microsoft-com:office:word" xmlns:w="http://schemas.openxmlformats.org/wordprocessingml/2006/main" xmlns:w14="http://schemas.microsoft.com/office/word/2010/wordml" xmlns:w15="http://schemas.microsoft.com/office/word/2012/wordml" xmlns:w16cex="http://schemas.microsoft.com/office/word/2018/wordml/cex" xmlns:w16cid="http://schemas.microsoft.com/office/word/2016/wordml/cid" xmlns:w16="http://schemas.microsoft.com/office/word/2018/wordml" xmlns:w16du="http://schemas.microsoft.com/office/word/2023/wordml/word16du" xmlns:w16sdtdh="http://schemas.microsoft.com/office/word/2020/wordml/sdtdatahash" xmlns:w16sdtfl="http://schemas.microsoft.com/office/word/2024/wordml/sdtformatlock" xmlns:w16se="http://schemas.microsoft.com/office/word/2015/wordml/symex" xmlns:wpg="http://schemas.microsoft.com/office/word/2010/wordprocessingGroup" xmlns:wpi="http://schemas.microsoft.com/office/word/2010/wordprocessingInk" xmlns:wne="http://schemas.microsoft.com/office/word/2006/wordml" xmlns:wps="http://schemas.microsoft.com/office/word/2010/wordprocessingShape" mc:Ignorable="w14 w15 w16se w16cid w16 w16cex w16sdtdh w16sdtfl w16du wp14">
   <w:endnote w:type="separator" w:id="-1">
     <w:p>
       <w:pPr>
@@ -43027,7 +43001,7 @@
 </file>
 
 <file path=word/footer1.xml><?xml version="1.0" encoding="utf-8"?>
-<w:ftr xmlns:wpc="http://schemas.microsoft.com/office/word/2010/wordprocessingCanvas" xmlns:cx="http://schemas.microsoft.com/office/drawing/2014/chartex" xmlns:cx1="http://schemas.microsoft.com/office/drawing/2015/9/8/chartex" xmlns:cx2="http://schemas.microsoft.com/office/drawing/2015/10/21/chartex" xmlns:cx3="http://schemas.microsoft.com/office/drawing/2016/5/9/chartex" xmlns:cx4="http://schemas.microsoft.com/office/drawing/2016/5/10/chartex" xmlns:cx5="http://schemas.microsoft.com/office/drawing/2016/5/11/chartex" xmlns:cx6="http://schemas.microsoft.com/office/drawing/2016/5/12/chartex" xmlns:cx7="http://schemas.microsoft.com/office/drawing/2016/5/13/chartex" xmlns:cx8="http://schemas.microsoft.com/office/drawing/2016/5/14/chartex" xmlns:mc="http://schemas.openxmlformats.org/markup-compatibility/2006" xmlns:aink="http://schemas.microsoft.com/office/drawing/2016/ink" xmlns:am3d="http://schemas.microsoft.com/office/drawing/2017/model3d" xmlns:o="urn:schemas-microsoft-com:office:office" xmlns:oel="http://schemas.microsoft.com/office/2019/extlst" xmlns:r="http://schemas.openxmlformats.org/officeDocument/2006/relationships" xmlns:m="http://schemas.openxmlformats.org/officeDocument/2006/math" xmlns:v="urn:schemas-microsoft-com:vml" xmlns:wp14="http://schemas.microsoft.com/office/word/2010/wordprocessingDrawing" xmlns:wp="http://schemas.openxmlformats.org/drawingml/2006/wordprocessingDrawing" xmlns:w10="urn:schemas-microsoft-com:office:word" xmlns:w="http://schemas.openxmlformats.org/wordprocessingml/2006/main" xmlns:w14="http://schemas.microsoft.com/office/word/2010/wordml" xmlns:w15="http://schemas.microsoft.com/office/word/2012/wordml" xmlns:w16cei="http://schemas.microsoft.com/office/word/2026/wordml/cei" xmlns:w16cex="http://schemas.microsoft.com/office/word/2018/wordml/cex" xmlns:w16cid="http://schemas.microsoft.com/office/word/2016/wordml/cid" xmlns:w16="http://schemas.microsoft.com/office/word/2018/wordml" xmlns:w16du="http://schemas.microsoft.com/office/word/2023/wordml/word16du" xmlns:w16sdtdh="http://schemas.microsoft.com/office/word/2020/wordml/sdtdatahash" xmlns:w16sdtfl="http://schemas.microsoft.com/office/word/2024/wordml/sdtformatlock" xmlns:w16se="http://schemas.microsoft.com/office/word/2015/wordml/symex" xmlns:wpg="http://schemas.microsoft.com/office/word/2010/wordprocessingGroup" xmlns:wpi="http://schemas.microsoft.com/office/word/2010/wordprocessingInk" xmlns:wne="http://schemas.microsoft.com/office/word/2006/wordml" xmlns:wps="http://schemas.microsoft.com/office/word/2010/wordprocessingShape" mc:Ignorable="w14 w15 w16se w16cid w16 w16cex w16sdtdh w16sdtfl w16du wp14">
+<w:ftr xmlns:wpc="http://schemas.microsoft.com/office/word/2010/wordprocessingCanvas" xmlns:cx="http://schemas.microsoft.com/office/drawing/2014/chartex" xmlns:cx1="http://schemas.microsoft.com/office/drawing/2015/9/8/chartex" xmlns:cx2="http://schemas.microsoft.com/office/drawing/2015/10/21/chartex" xmlns:cx3="http://schemas.microsoft.com/office/drawing/2016/5/9/chartex" xmlns:cx4="http://schemas.microsoft.com/office/drawing/2016/5/10/chartex" xmlns:cx5="http://schemas.microsoft.com/office/drawing/2016/5/11/chartex" xmlns:cx6="http://schemas.microsoft.com/office/drawing/2016/5/12/chartex" xmlns:cx7="http://schemas.microsoft.com/office/drawing/2016/5/13/chartex" xmlns:cx8="http://schemas.microsoft.com/office/drawing/2016/5/14/chartex" xmlns:mc="http://schemas.openxmlformats.org/markup-compatibility/2006" xmlns:aink="http://schemas.microsoft.com/office/drawing/2016/ink" xmlns:am3d="http://schemas.microsoft.com/office/drawing/2017/model3d" xmlns:o="urn:schemas-microsoft-com:office:office" xmlns:oel="http://schemas.microsoft.com/office/2019/extlst" xmlns:r="http://schemas.openxmlformats.org/officeDocument/2006/relationships" xmlns:m="http://schemas.openxmlformats.org/officeDocument/2006/math" xmlns:v="urn:schemas-microsoft-com:vml" xmlns:wp14="http://schemas.microsoft.com/office/word/2010/wordprocessingDrawing" xmlns:wp="http://schemas.openxmlformats.org/drawingml/2006/wordprocessingDrawing" xmlns:w10="urn:schemas-microsoft-com:office:word" xmlns:w="http://schemas.openxmlformats.org/wordprocessingml/2006/main" xmlns:w14="http://schemas.microsoft.com/office/word/2010/wordml" xmlns:w15="http://schemas.microsoft.com/office/word/2012/wordml" xmlns:w16cex="http://schemas.microsoft.com/office/word/2018/wordml/cex" xmlns:w16cid="http://schemas.microsoft.com/office/word/2016/wordml/cid" xmlns:w16="http://schemas.microsoft.com/office/word/2018/wordml" xmlns:w16du="http://schemas.microsoft.com/office/word/2023/wordml/word16du" xmlns:w16sdtdh="http://schemas.microsoft.com/office/word/2020/wordml/sdtdatahash" xmlns:w16sdtfl="http://schemas.microsoft.com/office/word/2024/wordml/sdtformatlock" xmlns:w16se="http://schemas.microsoft.com/office/word/2015/wordml/symex" xmlns:wpg="http://schemas.microsoft.com/office/word/2010/wordprocessingGroup" xmlns:wpi="http://schemas.microsoft.com/office/word/2010/wordprocessingInk" xmlns:wne="http://schemas.microsoft.com/office/word/2006/wordml" xmlns:wps="http://schemas.microsoft.com/office/word/2010/wordprocessingShape" mc:Ignorable="w14 w15 w16se w16cid w16 w16cex w16sdtdh w16sdtfl w16du wp14">
   <w:p>
     <w:pPr>
       <w:pStyle w:val="Footer"/>
@@ -43085,7 +43059,7 @@
 </file>
 
 <file path=word/footnotes.xml><?xml version="1.0" encoding="utf-8"?>
-<w:footnotes xmlns:wpc="http://schemas.microsoft.com/office/word/2010/wordprocessingCanvas" xmlns:cx="http://schemas.microsoft.com/office/drawing/2014/chartex" xmlns:cx1="http://schemas.microsoft.com/office/drawing/2015/9/8/chartex" xmlns:cx2="http://schemas.microsoft.com/office/drawing/2015/10/21/chartex" xmlns:cx3="http://schemas.microsoft.com/office/drawing/2016/5/9/chartex" xmlns:cx4="http://schemas.microsoft.com/office/drawing/2016/5/10/chartex" xmlns:cx5="http://schemas.microsoft.com/office/drawing/2016/5/11/chartex" xmlns:cx6="http://schemas.microsoft.com/office/drawing/2016/5/12/chartex" xmlns:cx7="http://schemas.microsoft.com/office/drawing/2016/5/13/chartex" xmlns:cx8="http://schemas.microsoft.com/office/drawing/2016/5/14/chartex" xmlns:mc="http://schemas.openxmlformats.org/markup-compatibility/2006" xmlns:aink="http://schemas.microsoft.com/office/drawing/2016/ink" xmlns:am3d="http://schemas.microsoft.com/office/drawing/2017/model3d" xmlns:o="urn:schemas-microsoft-com:office:office" xmlns:oel="http://schemas.microsoft.com/office/2019/extlst" xmlns:r="http://schemas.openxmlformats.org/officeDocument/2006/relationships" xmlns:m="http://schemas.openxmlformats.org/officeDocument/2006/math" xmlns:v="urn:schemas-microsoft-com:vml" xmlns:wp14="http://schemas.microsoft.com/office/word/2010/wordprocessingDrawing" xmlns:wp="http://schemas.openxmlformats.org/drawingml/2006/wordprocessingDrawing" xmlns:w10="urn:schemas-microsoft-com:office:word" xmlns:w="http://schemas.openxmlformats.org/wordprocessingml/2006/main" xmlns:w14="http://schemas.microsoft.com/office/word/2010/wordml" xmlns:w15="http://schemas.microsoft.com/office/word/2012/wordml" xmlns:w16cei="http://schemas.microsoft.com/office/word/2026/wordml/cei" xmlns:w16cex="http://schemas.microsoft.com/office/word/2018/wordml/cex" xmlns:w16cid="http://schemas.microsoft.com/office/word/2016/wordml/cid" xmlns:w16="http://schemas.microsoft.com/office/word/2018/wordml" xmlns:w16du="http://schemas.microsoft.com/office/word/2023/wordml/word16du" xmlns:w16sdtdh="http://schemas.microsoft.com/office/word/2020/wordml/sdtdatahash" xmlns:w16sdtfl="http://schemas.microsoft.com/office/word/2024/wordml/sdtformatlock" xmlns:w16se="http://schemas.microsoft.com/office/word/2015/wordml/symex" xmlns:wpg="http://schemas.microsoft.com/office/word/2010/wordprocessingGroup" xmlns:wpi="http://schemas.microsoft.com/office/word/2010/wordprocessingInk" xmlns:wne="http://schemas.microsoft.com/office/word/2006/wordml" xmlns:wps="http://schemas.microsoft.com/office/word/2010/wordprocessingShape" mc:Ignorable="w14 w15 w16se w16cid w16 w16cex w16sdtdh w16sdtfl w16du wp14">
+<w:footnotes xmlns:wpc="http://schemas.microsoft.com/office/word/2010/wordprocessingCanvas" xmlns:cx="http://schemas.microsoft.com/office/drawing/2014/chartex" xmlns:cx1="http://schemas.microsoft.com/office/drawing/2015/9/8/chartex" xmlns:cx2="http://schemas.microsoft.com/office/drawing/2015/10/21/chartex" xmlns:cx3="http://schemas.microsoft.com/office/drawing/2016/5/9/chartex" xmlns:cx4="http://schemas.microsoft.com/office/drawing/2016/5/10/chartex" xmlns:cx5="http://schemas.microsoft.com/office/drawing/2016/5/11/chartex" xmlns:cx6="http://schemas.microsoft.com/office/drawing/2016/5/12/chartex" xmlns:cx7="http://schemas.microsoft.com/office/drawing/2016/5/13/chartex" xmlns:cx8="http://schemas.microsoft.com/office/drawing/2016/5/14/chartex" xmlns:mc="http://schemas.openxmlformats.org/markup-compatibility/2006" xmlns:aink="http://schemas.microsoft.com/office/drawing/2016/ink" xmlns:am3d="http://schemas.microsoft.com/office/drawing/2017/model3d" xmlns:o="urn:schemas-microsoft-com:office:office" xmlns:oel="http://schemas.microsoft.com/office/2019/extlst" xmlns:r="http://schemas.openxmlformats.org/officeDocument/2006/relationships" xmlns:m="http://schemas.openxmlformats.org/officeDocument/2006/math" xmlns:v="urn:schemas-microsoft-com:vml" xmlns:wp14="http://schemas.microsoft.com/office/word/2010/wordprocessingDrawing" xmlns:wp="http://schemas.openxmlformats.org/drawingml/2006/wordprocessingDrawing" xmlns:w10="urn:schemas-microsoft-com:office:word" xmlns:w="http://schemas.openxmlformats.org/wordprocessingml/2006/main" xmlns:w14="http://schemas.microsoft.com/office/word/2010/wordml" xmlns:w15="http://schemas.microsoft.com/office/word/2012/wordml" xmlns:w16cex="http://schemas.microsoft.com/office/word/2018/wordml/cex" xmlns:w16cid="http://schemas.microsoft.com/office/word/2016/wordml/cid" xmlns:w16="http://schemas.microsoft.com/office/word/2018/wordml" xmlns:w16du="http://schemas.microsoft.com/office/word/2023/wordml/word16du" xmlns:w16sdtdh="http://schemas.microsoft.com/office/word/2020/wordml/sdtdatahash" xmlns:w16sdtfl="http://schemas.microsoft.com/office/word/2024/wordml/sdtformatlock" xmlns:w16se="http://schemas.microsoft.com/office/word/2015/wordml/symex" xmlns:wpg="http://schemas.microsoft.com/office/word/2010/wordprocessingGroup" xmlns:wpi="http://schemas.microsoft.com/office/word/2010/wordprocessingInk" xmlns:wne="http://schemas.microsoft.com/office/word/2006/wordml" xmlns:wps="http://schemas.microsoft.com/office/word/2010/wordprocessingShape" mc:Ignorable="w14 w15 w16se w16cid w16 w16cex w16sdtdh w16sdtfl w16du wp14">
   <w:footnote w:type="separator" w:id="-1">
     <w:p>
       <w:pPr>
@@ -43110,7 +43084,7 @@
 </file>
 
 <file path=word/numbering.xml><?xml version="1.0" encoding="utf-8"?>
-<w:numbering xmlns:wpc="http://schemas.microsoft.com/office/word/2010/wordprocessingCanvas" xmlns:cx="http://schemas.microsoft.com/office/drawing/2014/chartex" xmlns:cx1="http://schemas.microsoft.com/office/drawing/2015/9/8/chartex" xmlns:cx2="http://schemas.microsoft.com/office/drawing/2015/10/21/chartex" xmlns:cx3="http://schemas.microsoft.com/office/drawing/2016/5/9/chartex" xmlns:cx4="http://schemas.microsoft.com/office/drawing/2016/5/10/chartex" xmlns:cx5="http://schemas.microsoft.com/office/drawing/2016/5/11/chartex" xmlns:cx6="http://schemas.microsoft.com/office/drawing/2016/5/12/chartex" xmlns:cx7="http://schemas.microsoft.com/office/drawing/2016/5/13/chartex" xmlns:cx8="http://schemas.microsoft.com/office/drawing/2016/5/14/chartex" xmlns:mc="http://schemas.openxmlformats.org/markup-compatibility/2006" xmlns:aink="http://schemas.microsoft.com/office/drawing/2016/ink" xmlns:am3d="http://schemas.microsoft.com/office/drawing/2017/model3d" xmlns:o="urn:schemas-microsoft-com:office:office" xmlns:oel="http://schemas.microsoft.com/office/2019/extlst" xmlns:r="http://schemas.openxmlformats.org/officeDocument/2006/relationships" xmlns:m="http://schemas.openxmlformats.org/officeDocument/2006/math" xmlns:v="urn:schemas-microsoft-com:vml" xmlns:wp14="http://schemas.microsoft.com/office/word/2010/wordprocessingDrawing" xmlns:wp="http://schemas.openxmlformats.org/drawingml/2006/wordprocessingDrawing" xmlns:w10="urn:schemas-microsoft-com:office:word" xmlns:w="http://schemas.openxmlformats.org/wordprocessingml/2006/main" xmlns:w14="http://schemas.microsoft.com/office/word/2010/wordml" xmlns:w15="http://schemas.microsoft.com/office/word/2012/wordml" xmlns:w16cei="http://schemas.microsoft.com/office/word/2026/wordml/cei" xmlns:w16cex="http://schemas.microsoft.com/office/word/2018/wordml/cex" xmlns:w16cid="http://schemas.microsoft.com/office/word/2016/wordml/cid" xmlns:w16="http://schemas.microsoft.com/office/word/2018/wordml" xmlns:w16du="http://schemas.microsoft.com/office/word/2023/wordml/word16du" xmlns:w16sdtdh="http://schemas.microsoft.com/office/word/2020/wordml/sdtdatahash" xmlns:w16sdtfl="http://schemas.microsoft.com/office/word/2024/wordml/sdtformatlock" xmlns:w16se="http://schemas.microsoft.com/office/word/2015/wordml/symex" xmlns:wpg="http://schemas.microsoft.com/office/word/2010/wordprocessingGroup" xmlns:wpi="http://schemas.microsoft.com/office/word/2010/wordprocessingInk" xmlns:wne="http://schemas.microsoft.com/office/word/2006/wordml" xmlns:wps="http://schemas.microsoft.com/office/word/2010/wordprocessingShape" mc:Ignorable="w14 w15 w16se w16cid w16 w16cex w16sdtdh w16sdtfl w16du wp14">
+<w:numbering xmlns:wpc="http://schemas.microsoft.com/office/word/2010/wordprocessingCanvas" xmlns:cx="http://schemas.microsoft.com/office/drawing/2014/chartex" xmlns:cx1="http://schemas.microsoft.com/office/drawing/2015/9/8/chartex" xmlns:cx2="http://schemas.microsoft.com/office/drawing/2015/10/21/chartex" xmlns:cx3="http://schemas.microsoft.com/office/drawing/2016/5/9/chartex" xmlns:cx4="http://schemas.microsoft.com/office/drawing/2016/5/10/chartex" xmlns:cx5="http://schemas.microsoft.com/office/drawing/2016/5/11/chartex" xmlns:cx6="http://schemas.microsoft.com/office/drawing/2016/5/12/chartex" xmlns:cx7="http://schemas.microsoft.com/office/drawing/2016/5/13/chartex" xmlns:cx8="http://schemas.microsoft.com/office/drawing/2016/5/14/chartex" xmlns:mc="http://schemas.openxmlformats.org/markup-compatibility/2006" xmlns:aink="http://schemas.microsoft.com/office/drawing/2016/ink" xmlns:am3d="http://schemas.microsoft.com/office/drawing/2017/model3d" xmlns:o="urn:schemas-microsoft-com:office:office" xmlns:oel="http://schemas.microsoft.com/office/2019/extlst" xmlns:r="http://schemas.openxmlformats.org/officeDocument/2006/relationships" xmlns:m="http://schemas.openxmlformats.org/officeDocument/2006/math" xmlns:v="urn:schemas-microsoft-com:vml" xmlns:wp14="http://schemas.microsoft.com/office/word/2010/wordprocessingDrawing" xmlns:wp="http://schemas.openxmlformats.org/drawingml/2006/wordprocessingDrawing" xmlns:w10="urn:schemas-microsoft-com:office:word" xmlns:w="http://schemas.openxmlformats.org/wordprocessingml/2006/main" xmlns:w14="http://schemas.microsoft.com/office/word/2010/wordml" xmlns:w15="http://schemas.microsoft.com/office/word/2012/wordml" xmlns:w16cex="http://schemas.microsoft.com/office/word/2018/wordml/cex" xmlns:w16cid="http://schemas.microsoft.com/office/word/2016/wordml/cid" xmlns:w16="http://schemas.microsoft.com/office/word/2018/wordml" xmlns:w16du="http://schemas.microsoft.com/office/word/2023/wordml/word16du" xmlns:w16sdtdh="http://schemas.microsoft.com/office/word/2020/wordml/sdtdatahash" xmlns:w16sdtfl="http://schemas.microsoft.com/office/word/2024/wordml/sdtformatlock" xmlns:w16se="http://schemas.microsoft.com/office/word/2015/wordml/symex" xmlns:wpg="http://schemas.microsoft.com/office/word/2010/wordprocessingGroup" xmlns:wpi="http://schemas.microsoft.com/office/word/2010/wordprocessingInk" xmlns:wne="http://schemas.microsoft.com/office/word/2006/wordml" xmlns:wps="http://schemas.microsoft.com/office/word/2010/wordprocessingShape" mc:Ignorable="w14 w15 w16se w16cid w16 w16cex w16sdtdh w16sdtfl w16du wp14">
   <w:abstractNum w:abstractNumId="0" w15:restartNumberingAfterBreak="0">
     <w:nsid w:val="09D01EDA"/>
     <w:multiLevelType w:val="hybridMultilevel"/>
@@ -45137,6 +45111,7 @@
   <w:style w:type="character" w:default="1" w:styleId="DefaultParagraphFont">
     <w:name w:val="Default Paragraph Font"/>
     <w:uiPriority w:val="1"/>
+    <w:semiHidden/>
     <w:unhideWhenUsed/>
   </w:style>
   <w:style w:type="table" w:default="1" w:styleId="TableNormal">
